--- a/data/outputs/v2/Grade11/Biology/Quizzes/SS1.2_Ecology/Biology_G11_SS1.2_Ecology_L6_AnswerKey.docx
+++ b/data/outputs/v2/Grade11/Biology/Quizzes/SS1.2_Ecology/Biology_G11_SS1.2_Ecology_L6_AnswerKey.docx
@@ -1405,7 +1405,7 @@
         </w:rPr>
         <w:t xml:space="preserve">© 2026 SeaVuria and ARES. Aligned with KICD objectives. Developed by SeaVuria; technical implementation by ARES (with AI assistance from Claude). Licensed under </w:t>
       </w:r>
-      <w:hyperlink w:history="1" r:id="rIduzlim2smqkdqezxqkwhch">
+      <w:hyperlink w:history="1" r:id="rIdb71er2uec0-ohjnxzzxzx">
         <w:r>
           <w:rPr>
             <w:rFonts w:ascii="Arial" w:cs="Arial" w:eastAsia="Arial" w:hAnsi="Arial"/>
@@ -1426,7 +1426,7 @@
         </w:rPr>
         <w:t xml:space="preserve"> (</w:t>
       </w:r>
-      <w:hyperlink w:history="1" r:id="rIdl4knyakw1wmidif3f6f5q">
+      <w:hyperlink w:history="1" r:id="rIdhknk37efobijnualzlngh">
         <w:r>
           <w:rPr>
             <w:rFonts w:ascii="Arial" w:cs="Arial" w:eastAsia="Arial" w:hAnsi="Arial"/>

--- a/data/outputs/v2/Grade11/Biology/Quizzes/SS1.2_Ecology/Biology_G11_SS1.2_Ecology_L6_AnswerKey.docx
+++ b/data/outputs/v2/Grade11/Biology/Quizzes/SS1.2_Ecology/Biology_G11_SS1.2_Ecology_L6_AnswerKey.docx
@@ -1405,7 +1405,7 @@
         </w:rPr>
         <w:t xml:space="preserve">© 2026 SeaVuria and ARES. Aligned with KICD objectives. Developed by SeaVuria; technical implementation by ARES (with AI assistance from Claude). Licensed under </w:t>
       </w:r>
-      <w:hyperlink w:history="1" r:id="rIdb71er2uec0-ohjnxzzxzx">
+      <w:hyperlink w:history="1" r:id="rIdcckavokc4890cxi0qrtgj">
         <w:r>
           <w:rPr>
             <w:rFonts w:ascii="Arial" w:cs="Arial" w:eastAsia="Arial" w:hAnsi="Arial"/>
@@ -1426,7 +1426,7 @@
         </w:rPr>
         <w:t xml:space="preserve"> (</w:t>
       </w:r>
-      <w:hyperlink w:history="1" r:id="rIdhknk37efobijnualzlngh">
+      <w:hyperlink w:history="1" r:id="rId40kywhkyyokhw9tbxmk0k">
         <w:r>
           <w:rPr>
             <w:rFonts w:ascii="Arial" w:cs="Arial" w:eastAsia="Arial" w:hAnsi="Arial"/>
